--- a/Jaarplanner_leerlingen_havo4_hele_klas_2026-2027.docx
+++ b/Jaarplanner_leerlingen_havo4_hele_klas_2026-2027.docx
@@ -1184,7 +1184,7 @@
                 <w:sz w:val="18"/>
                 <w:szCs w:val="18"/>
               </w:rPr>
-              <w:t xml:space="preserve">vr 20 nov</w:t>
+              <w:t xml:space="preserve">vóór elk MOL-gesprek</w:t>
             </w:r>
           </w:p>
         </w:tc>
@@ -1216,7 +1216,7 @@
                 <w:sz w:val="18"/>
                 <w:szCs w:val="18"/>
               </w:rPr>
-              <w:t xml:space="preserve">PDF van je terugblik op toetsweek A</w:t>
+              <w:t xml:space="preserve">Voorbereiding MOL-gesprek in de tool: je spiekkaart. Laat hem thuis zien; je ouder of verzorger typt een korte reactie.</w:t>
             </w:r>
           </w:p>
         </w:tc>
@@ -1252,7 +1252,7 @@
                 <w:sz w:val="18"/>
                 <w:szCs w:val="18"/>
               </w:rPr>
-              <w:t xml:space="preserve">vr 4 dec</w:t>
+              <w:t xml:space="preserve">vr 20 nov</w:t>
             </w:r>
           </w:p>
         </w:tc>
@@ -1284,7 +1284,7 @@
                 <w:sz w:val="18"/>
                 <w:szCs w:val="18"/>
               </w:rPr>
-              <w:t xml:space="preserve">LOB deel 1 in Magister</w:t>
+              <w:t xml:space="preserve">PDF van je terugblik op toetsweek A</w:t>
             </w:r>
           </w:p>
         </w:tc>
@@ -1320,7 +1320,7 @@
                 <w:sz w:val="18"/>
                 <w:szCs w:val="18"/>
               </w:rPr>
-              <w:t xml:space="preserve">vr 12 feb</w:t>
+              <w:t xml:space="preserve">vr 4 dec</w:t>
             </w:r>
           </w:p>
         </w:tc>
@@ -1352,7 +1352,7 @@
                 <w:sz w:val="18"/>
                 <w:szCs w:val="18"/>
               </w:rPr>
-              <w:t xml:space="preserve">PDF van je tussenbalans (voor MOL-gesprek 2)</w:t>
+              <w:t xml:space="preserve">LOB deel 1 in Magister</w:t>
             </w:r>
           </w:p>
         </w:tc>
@@ -1388,7 +1388,7 @@
                 <w:sz w:val="18"/>
                 <w:szCs w:val="18"/>
               </w:rPr>
-              <w:t xml:space="preserve">vr 19 mrt</w:t>
+              <w:t xml:space="preserve">vr 12 feb</w:t>
             </w:r>
           </w:p>
         </w:tc>
@@ -1420,7 +1420,7 @@
                 <w:sz w:val="18"/>
                 <w:szCs w:val="18"/>
               </w:rPr>
-              <w:t xml:space="preserve">LOB deel 2 in Magister · PDF van je toetsweekplan C (voor MOL-gesprek 3)</w:t>
+              <w:t xml:space="preserve">PDF van je tussenbalans (voor MOL-gesprek 2)</w:t>
             </w:r>
           </w:p>
         </w:tc>
@@ -1456,7 +1456,7 @@
                 <w:sz w:val="18"/>
                 <w:szCs w:val="18"/>
               </w:rPr>
-              <w:t xml:space="preserve">week 21 – 22</w:t>
+              <w:t xml:space="preserve">vr 19 mrt</w:t>
             </w:r>
           </w:p>
         </w:tc>
@@ -1488,7 +1488,7 @@
                 <w:sz w:val="18"/>
                 <w:szCs w:val="18"/>
               </w:rPr>
-              <w:t xml:space="preserve">Je eindpitch</w:t>
+              <w:t xml:space="preserve">LOB deel 2 in Magister · PDF van je toetsweekplan C (voor MOL-gesprek 3)</w:t>
             </w:r>
           </w:p>
         </w:tc>
@@ -1524,6 +1524,74 @@
                 <w:sz w:val="18"/>
                 <w:szCs w:val="18"/>
               </w:rPr>
+              <w:t xml:space="preserve">week 21 – 22</w:t>
+            </w:r>
+          </w:p>
+        </w:tc>
+        <w:tc>
+          <w:tcPr>
+            <w:tcW w:type="dxa" w:w="11398"/>
+            <w:tcBorders>
+              <w:top w:val="single" w:color="C9C4B5" w:sz="4"/>
+              <w:left w:val="single" w:color="C9C4B5" w:sz="4"/>
+              <w:bottom w:val="single" w:color="C9C4B5" w:sz="4"/>
+              <w:right w:val="single" w:color="C9C4B5" w:sz="4"/>
+            </w:tcBorders>
+            <w:tcMar>
+              <w:top w:type="dxa" w:w="60"/>
+              <w:left w:type="dxa" w:w="90"/>
+              <w:bottom w:type="dxa" w:w="60"/>
+              <w:right w:type="dxa" w:w="90"/>
+            </w:tcMar>
+            <w:vAlign w:val="top"/>
+          </w:tcPr>
+          <w:p>
+            <w:pPr>
+              <w:spacing w:after="40"/>
+            </w:pPr>
+            <w:r>
+              <w:rPr>
+                <w:rFonts w:ascii="Calibri" w:cs="Calibri" w:eastAsia="Calibri" w:hAnsi="Calibri"/>
+                <w:color w:val="1F2328"/>
+                <w:sz w:val="18"/>
+                <w:szCs w:val="18"/>
+              </w:rPr>
+              <w:t xml:space="preserve">Je eindpitch</w:t>
+            </w:r>
+          </w:p>
+        </w:tc>
+      </w:tr>
+      <w:tr>
+        <w:tc>
+          <w:tcPr>
+            <w:tcW w:type="dxa" w:w="4000"/>
+            <w:tcBorders>
+              <w:top w:val="single" w:color="C9C4B5" w:sz="4"/>
+              <w:left w:val="single" w:color="C9C4B5" w:sz="4"/>
+              <w:bottom w:val="single" w:color="C9C4B5" w:sz="4"/>
+              <w:right w:val="single" w:color="C9C4B5" w:sz="4"/>
+            </w:tcBorders>
+            <w:tcMar>
+              <w:top w:type="dxa" w:w="60"/>
+              <w:left w:type="dxa" w:w="90"/>
+              <w:bottom w:type="dxa" w:w="60"/>
+              <w:right w:type="dxa" w:w="90"/>
+            </w:tcMar>
+            <w:vAlign w:val="top"/>
+          </w:tcPr>
+          <w:p>
+            <w:pPr>
+              <w:spacing w:after="40"/>
+            </w:pPr>
+            <w:r>
+              <w:rPr>
+                <w:rFonts w:ascii="Calibri" w:cs="Calibri" w:eastAsia="Calibri" w:hAnsi="Calibri"/>
+                <w:b/>
+                <w:bCs/>
+                <w:color w:val="1F2328"/>
+                <w:sz w:val="18"/>
+                <w:szCs w:val="18"/>
+              </w:rPr>
               <w:t xml:space="preserve">vr 2 jul</w:t>
             </w:r>
           </w:p>
@@ -1557,6 +1625,569 @@
                 <w:szCs w:val="18"/>
               </w:rPr>
               <w:t xml:space="preserve">PDF van je eindbalans</w:t>
+            </w:r>
+          </w:p>
+        </w:tc>
+      </w:tr>
+    </w:tbl>
+    <w:p>
+      <w:pPr>
+        <w:pStyle w:val="Heading2"/>
+        <w:keepNext/>
+        <w:spacing w:after="100" w:before="200"/>
+      </w:pPr>
+      <w:r>
+        <w:rPr>
+          <w:rFonts w:ascii="Calibri" w:cs="Calibri" w:eastAsia="Calibri" w:hAnsi="Calibri"/>
+        </w:rPr>
+        <w:t xml:space="preserve">In het MOL-gesprek ben jij aan het woord</w:t>
+      </w:r>
+    </w:p>
+    <w:p>
+      <w:pPr>
+        <w:spacing w:after="100" w:before="0" w:line="276"/>
+      </w:pPr>
+      <w:r>
+        <w:rPr>
+          <w:rFonts w:ascii="Calibri" w:cs="Calibri" w:eastAsia="Calibri" w:hAnsi="Calibri"/>
+          <w:color w:val="1F2328"/>
+          <w:sz w:val="20"/>
+          <w:szCs w:val="20"/>
+        </w:rPr>
+        <w:t xml:space="preserve">Je legt je plan voor en je legt uit waarom het een goed plan is: met twee argumenten en bewijs. Je bereidt dat voor in de tool en neemt je spiekkaart mee. Laat je plan vóór het gesprek thuis zien. Na elke toetsweek laat je je terugblik ook thuis zien.</w:t>
+      </w:r>
+    </w:p>
+    <w:p>
+      <w:pPr>
+        <w:pStyle w:val="Heading2"/>
+        <w:keepNext/>
+        <w:spacing w:after="100" w:before="200"/>
+      </w:pPr>
+      <w:r>
+        <w:rPr>
+          <w:rFonts w:ascii="Calibri" w:cs="Calibri" w:eastAsia="Calibri" w:hAnsi="Calibri"/>
+        </w:rPr>
+        <w:t xml:space="preserve">Studievaardigheden: als je klaar bent met je lesopdracht</w:t>
+      </w:r>
+    </w:p>
+    <w:tbl>
+      <w:tblPr>
+        <w:tblW w:type="dxa" w:w="15398"/>
+        <w:tblBorders>
+          <w:top w:val="single" w:color="auto" w:sz="4"/>
+          <w:left w:val="single" w:color="auto" w:sz="4"/>
+          <w:bottom w:val="single" w:color="auto" w:sz="4"/>
+          <w:right w:val="single" w:color="auto" w:sz="4"/>
+          <w:insideH w:val="single" w:color="auto" w:sz="4"/>
+          <w:insideV w:val="single" w:color="auto" w:sz="4"/>
+        </w:tblBorders>
+      </w:tblPr>
+      <w:tblGrid>
+        <w:gridCol w:w="3200"/>
+        <w:gridCol w:w="4000"/>
+        <w:gridCol w:w="8198"/>
+      </w:tblGrid>
+      <w:tr>
+        <w:tc>
+          <w:tcPr>
+            <w:tcW w:type="dxa" w:w="3200"/>
+            <w:tcBorders>
+              <w:top w:val="single" w:color="C9C4B5" w:sz="4"/>
+              <w:left w:val="single" w:color="C9C4B5" w:sz="4"/>
+              <w:bottom w:val="single" w:color="C9C4B5" w:sz="4"/>
+              <w:right w:val="single" w:color="C9C4B5" w:sz="4"/>
+            </w:tcBorders>
+            <w:shd w:fill="F8EFD2" w:color="auto" w:val="clear"/>
+            <w:tcMar>
+              <w:top w:type="dxa" w:w="60"/>
+              <w:left w:type="dxa" w:w="90"/>
+              <w:bottom w:type="dxa" w:w="60"/>
+              <w:right w:type="dxa" w:w="90"/>
+            </w:tcMar>
+            <w:vAlign w:val="top"/>
+          </w:tcPr>
+          <w:p>
+            <w:pPr>
+              <w:spacing w:after="40"/>
+            </w:pPr>
+            <w:r>
+              <w:rPr>
+                <w:rFonts w:ascii="Calibri" w:cs="Calibri" w:eastAsia="Calibri" w:hAnsi="Calibri"/>
+                <w:b/>
+                <w:bCs/>
+                <w:color w:val="1F2328"/>
+                <w:sz w:val="18"/>
+                <w:szCs w:val="18"/>
+              </w:rPr>
+              <w:t xml:space="preserve">Nulmeting</w:t>
+            </w:r>
+          </w:p>
+        </w:tc>
+        <w:tc>
+          <w:tcPr>
+            <w:tcW w:type="dxa" w:w="4000"/>
+            <w:tcBorders>
+              <w:top w:val="single" w:color="C9C4B5" w:sz="4"/>
+              <w:left w:val="single" w:color="C9C4B5" w:sz="4"/>
+              <w:bottom w:val="single" w:color="C9C4B5" w:sz="4"/>
+              <w:right w:val="single" w:color="C9C4B5" w:sz="4"/>
+            </w:tcBorders>
+            <w:tcMar>
+              <w:top w:type="dxa" w:w="60"/>
+              <w:left w:type="dxa" w:w="90"/>
+              <w:bottom w:type="dxa" w:w="60"/>
+              <w:right w:type="dxa" w:w="90"/>
+            </w:tcMar>
+            <w:vAlign w:val="top"/>
+          </w:tcPr>
+          <w:p>
+            <w:pPr>
+              <w:spacing w:after="40"/>
+            </w:pPr>
+            <w:r>
+              <w:rPr>
+                <w:rFonts w:ascii="Calibri" w:cs="Calibri" w:eastAsia="Calibri" w:hAnsi="Calibri"/>
+                <w:color w:val="1F2328"/>
+                <w:sz w:val="18"/>
+                <w:szCs w:val="18"/>
+              </w:rPr>
+              <w:t xml:space="preserve">september en begin oktober</w:t>
+            </w:r>
+          </w:p>
+        </w:tc>
+        <w:tc>
+          <w:tcPr>
+            <w:tcW w:type="dxa" w:w="8198"/>
+            <w:tcBorders>
+              <w:top w:val="single" w:color="C9C4B5" w:sz="4"/>
+              <w:left w:val="single" w:color="C9C4B5" w:sz="4"/>
+              <w:bottom w:val="single" w:color="C9C4B5" w:sz="4"/>
+              <w:right w:val="single" w:color="C9C4B5" w:sz="4"/>
+            </w:tcBorders>
+            <w:tcMar>
+              <w:top w:type="dxa" w:w="60"/>
+              <w:left w:type="dxa" w:w="90"/>
+              <w:bottom w:type="dxa" w:w="60"/>
+              <w:right w:type="dxa" w:w="90"/>
+            </w:tcMar>
+            <w:vAlign w:val="top"/>
+          </w:tcPr>
+          <w:p>
+            <w:pPr>
+              <w:spacing w:after="40"/>
+            </w:pPr>
+            <w:r>
+              <w:rPr>
+                <w:rFonts w:ascii="Calibri" w:cs="Calibri" w:eastAsia="Calibri" w:hAnsi="Calibri"/>
+                <w:color w:val="1F2328"/>
+                <w:sz w:val="18"/>
+                <w:szCs w:val="18"/>
+              </w:rPr>
+              <w:t xml:space="preserve">Hoe goed lukken jouw executieve functies (zoals op gang komen en plannen)? Hoe leer je nu, en werkt dat? Geef bewijs.</w:t>
+            </w:r>
+          </w:p>
+        </w:tc>
+      </w:tr>
+      <w:tr>
+        <w:tc>
+          <w:tcPr>
+            <w:tcW w:type="dxa" w:w="3200"/>
+            <w:tcBorders>
+              <w:top w:val="single" w:color="C9C4B5" w:sz="4"/>
+              <w:left w:val="single" w:color="C9C4B5" w:sz="4"/>
+              <w:bottom w:val="single" w:color="C9C4B5" w:sz="4"/>
+              <w:right w:val="single" w:color="C9C4B5" w:sz="4"/>
+            </w:tcBorders>
+            <w:shd w:fill="F8EFD2" w:color="auto" w:val="clear"/>
+            <w:tcMar>
+              <w:top w:type="dxa" w:w="60"/>
+              <w:left w:type="dxa" w:w="90"/>
+              <w:bottom w:type="dxa" w:w="60"/>
+              <w:right w:type="dxa" w:w="90"/>
+            </w:tcMar>
+            <w:vAlign w:val="top"/>
+          </w:tcPr>
+          <w:p>
+            <w:pPr>
+              <w:spacing w:after="40"/>
+            </w:pPr>
+            <w:r>
+              <w:rPr>
+                <w:rFonts w:ascii="Calibri" w:cs="Calibri" w:eastAsia="Calibri" w:hAnsi="Calibri"/>
+                <w:b/>
+                <w:bCs/>
+                <w:color w:val="1F2328"/>
+                <w:sz w:val="18"/>
+                <w:szCs w:val="18"/>
+              </w:rPr>
+              <w:t xml:space="preserve">Ronde 1</w:t>
+            </w:r>
+          </w:p>
+        </w:tc>
+        <w:tc>
+          <w:tcPr>
+            <w:tcW w:type="dxa" w:w="4000"/>
+            <w:tcBorders>
+              <w:top w:val="single" w:color="C9C4B5" w:sz="4"/>
+              <w:left w:val="single" w:color="C9C4B5" w:sz="4"/>
+              <w:bottom w:val="single" w:color="C9C4B5" w:sz="4"/>
+              <w:right w:val="single" w:color="C9C4B5" w:sz="4"/>
+            </w:tcBorders>
+            <w:tcMar>
+              <w:top w:type="dxa" w:w="60"/>
+              <w:left w:type="dxa" w:w="90"/>
+              <w:bottom w:type="dxa" w:w="60"/>
+              <w:right w:type="dxa" w:w="90"/>
+            </w:tcMar>
+            <w:vAlign w:val="top"/>
+          </w:tcPr>
+          <w:p>
+            <w:pPr>
+              <w:spacing w:after="40"/>
+            </w:pPr>
+            <w:r>
+              <w:rPr>
+                <w:rFonts w:ascii="Calibri" w:cs="Calibri" w:eastAsia="Calibri" w:hAnsi="Calibri"/>
+                <w:color w:val="1F2328"/>
+                <w:sz w:val="18"/>
+                <w:szCs w:val="18"/>
+              </w:rPr>
+              <w:t xml:space="preserve">oktober tot en met toetsweek A</w:t>
+            </w:r>
+          </w:p>
+        </w:tc>
+        <w:tc>
+          <w:tcPr>
+            <w:tcW w:type="dxa" w:w="8198"/>
+            <w:tcBorders>
+              <w:top w:val="single" w:color="C9C4B5" w:sz="4"/>
+              <w:left w:val="single" w:color="C9C4B5" w:sz="4"/>
+              <w:bottom w:val="single" w:color="C9C4B5" w:sz="4"/>
+              <w:right w:val="single" w:color="C9C4B5" w:sz="4"/>
+            </w:tcBorders>
+            <w:tcMar>
+              <w:top w:type="dxa" w:w="60"/>
+              <w:left w:type="dxa" w:w="90"/>
+              <w:bottom w:type="dxa" w:w="60"/>
+              <w:right w:type="dxa" w:w="90"/>
+            </w:tcMar>
+            <w:vAlign w:val="top"/>
+          </w:tcPr>
+          <w:p>
+            <w:pPr>
+              <w:spacing w:after="40"/>
+            </w:pPr>
+            <w:r>
+              <w:rPr>
+                <w:rFonts w:ascii="Calibri" w:cs="Calibri" w:eastAsia="Calibri" w:hAnsi="Calibri"/>
+                <w:color w:val="1F2328"/>
+                <w:sz w:val="18"/>
+                <w:szCs w:val="18"/>
+              </w:rPr>
+              <w:t xml:space="preserve">Kies een nieuwe manier van leren, oefen ermee, houd een logboek bij en beschrijf hoe het ging.</w:t>
+            </w:r>
+          </w:p>
+        </w:tc>
+      </w:tr>
+      <w:tr>
+        <w:tc>
+          <w:tcPr>
+            <w:tcW w:type="dxa" w:w="3200"/>
+            <w:tcBorders>
+              <w:top w:val="single" w:color="C9C4B5" w:sz="4"/>
+              <w:left w:val="single" w:color="C9C4B5" w:sz="4"/>
+              <w:bottom w:val="single" w:color="C9C4B5" w:sz="4"/>
+              <w:right w:val="single" w:color="C9C4B5" w:sz="4"/>
+            </w:tcBorders>
+            <w:shd w:fill="F8EFD2" w:color="auto" w:val="clear"/>
+            <w:tcMar>
+              <w:top w:type="dxa" w:w="60"/>
+              <w:left w:type="dxa" w:w="90"/>
+              <w:bottom w:type="dxa" w:w="60"/>
+              <w:right w:type="dxa" w:w="90"/>
+            </w:tcMar>
+            <w:vAlign w:val="top"/>
+          </w:tcPr>
+          <w:p>
+            <w:pPr>
+              <w:spacing w:after="40"/>
+            </w:pPr>
+            <w:r>
+              <w:rPr>
+                <w:rFonts w:ascii="Calibri" w:cs="Calibri" w:eastAsia="Calibri" w:hAnsi="Calibri"/>
+                <w:b/>
+                <w:bCs/>
+                <w:color w:val="1F2328"/>
+                <w:sz w:val="18"/>
+                <w:szCs w:val="18"/>
+              </w:rPr>
+              <w:t xml:space="preserve">Ronde 2</w:t>
+            </w:r>
+          </w:p>
+        </w:tc>
+        <w:tc>
+          <w:tcPr>
+            <w:tcW w:type="dxa" w:w="4000"/>
+            <w:tcBorders>
+              <w:top w:val="single" w:color="C9C4B5" w:sz="4"/>
+              <w:left w:val="single" w:color="C9C4B5" w:sz="4"/>
+              <w:bottom w:val="single" w:color="C9C4B5" w:sz="4"/>
+              <w:right w:val="single" w:color="C9C4B5" w:sz="4"/>
+            </w:tcBorders>
+            <w:tcMar>
+              <w:top w:type="dxa" w:w="60"/>
+              <w:left w:type="dxa" w:w="90"/>
+              <w:bottom w:type="dxa" w:w="60"/>
+              <w:right w:type="dxa" w:w="90"/>
+            </w:tcMar>
+            <w:vAlign w:val="top"/>
+          </w:tcPr>
+          <w:p>
+            <w:pPr>
+              <w:spacing w:after="40"/>
+            </w:pPr>
+            <w:r>
+              <w:rPr>
+                <w:rFonts w:ascii="Calibri" w:cs="Calibri" w:eastAsia="Calibri" w:hAnsi="Calibri"/>
+                <w:color w:val="1F2328"/>
+                <w:sz w:val="18"/>
+                <w:szCs w:val="18"/>
+              </w:rPr>
+              <w:t xml:space="preserve">november tot en met toetsweek B</w:t>
+            </w:r>
+          </w:p>
+        </w:tc>
+        <w:tc>
+          <w:tcPr>
+            <w:tcW w:type="dxa" w:w="8198"/>
+            <w:tcBorders>
+              <w:top w:val="single" w:color="C9C4B5" w:sz="4"/>
+              <w:left w:val="single" w:color="C9C4B5" w:sz="4"/>
+              <w:bottom w:val="single" w:color="C9C4B5" w:sz="4"/>
+              <w:right w:val="single" w:color="C9C4B5" w:sz="4"/>
+            </w:tcBorders>
+            <w:tcMar>
+              <w:top w:type="dxa" w:w="60"/>
+              <w:left w:type="dxa" w:w="90"/>
+              <w:bottom w:type="dxa" w:w="60"/>
+              <w:right w:type="dxa" w:w="90"/>
+            </w:tcMar>
+            <w:vAlign w:val="top"/>
+          </w:tcPr>
+          <w:p>
+            <w:pPr>
+              <w:spacing w:after="40"/>
+            </w:pPr>
+            <w:r>
+              <w:rPr>
+                <w:rFonts w:ascii="Calibri" w:cs="Calibri" w:eastAsia="Calibri" w:hAnsi="Calibri"/>
+                <w:color w:val="1F2328"/>
+                <w:sz w:val="18"/>
+                <w:szCs w:val="18"/>
+              </w:rPr>
+              <w:t xml:space="preserve">Een tweede nieuwe manier.</w:t>
+            </w:r>
+          </w:p>
+        </w:tc>
+      </w:tr>
+      <w:tr>
+        <w:tc>
+          <w:tcPr>
+            <w:tcW w:type="dxa" w:w="3200"/>
+            <w:tcBorders>
+              <w:top w:val="single" w:color="C9C4B5" w:sz="4"/>
+              <w:left w:val="single" w:color="C9C4B5" w:sz="4"/>
+              <w:bottom w:val="single" w:color="C9C4B5" w:sz="4"/>
+              <w:right w:val="single" w:color="C9C4B5" w:sz="4"/>
+            </w:tcBorders>
+            <w:shd w:fill="F8EFD2" w:color="auto" w:val="clear"/>
+            <w:tcMar>
+              <w:top w:type="dxa" w:w="60"/>
+              <w:left w:type="dxa" w:w="90"/>
+              <w:bottom w:type="dxa" w:w="60"/>
+              <w:right w:type="dxa" w:w="90"/>
+            </w:tcMar>
+            <w:vAlign w:val="top"/>
+          </w:tcPr>
+          <w:p>
+            <w:pPr>
+              <w:spacing w:after="40"/>
+            </w:pPr>
+            <w:r>
+              <w:rPr>
+                <w:rFonts w:ascii="Calibri" w:cs="Calibri" w:eastAsia="Calibri" w:hAnsi="Calibri"/>
+                <w:b/>
+                <w:bCs/>
+                <w:color w:val="1F2328"/>
+                <w:sz w:val="18"/>
+                <w:szCs w:val="18"/>
+              </w:rPr>
+              <w:t xml:space="preserve">Ronde 3</w:t>
+            </w:r>
+          </w:p>
+        </w:tc>
+        <w:tc>
+          <w:tcPr>
+            <w:tcW w:type="dxa" w:w="4000"/>
+            <w:tcBorders>
+              <w:top w:val="single" w:color="C9C4B5" w:sz="4"/>
+              <w:left w:val="single" w:color="C9C4B5" w:sz="4"/>
+              <w:bottom w:val="single" w:color="C9C4B5" w:sz="4"/>
+              <w:right w:val="single" w:color="C9C4B5" w:sz="4"/>
+            </w:tcBorders>
+            <w:tcMar>
+              <w:top w:type="dxa" w:w="60"/>
+              <w:left w:type="dxa" w:w="90"/>
+              <w:bottom w:type="dxa" w:w="60"/>
+              <w:right w:type="dxa" w:w="90"/>
+            </w:tcMar>
+            <w:vAlign w:val="top"/>
+          </w:tcPr>
+          <w:p>
+            <w:pPr>
+              <w:spacing w:after="40"/>
+            </w:pPr>
+            <w:r>
+              <w:rPr>
+                <w:rFonts w:ascii="Calibri" w:cs="Calibri" w:eastAsia="Calibri" w:hAnsi="Calibri"/>
+                <w:color w:val="1F2328"/>
+                <w:sz w:val="18"/>
+                <w:szCs w:val="18"/>
+              </w:rPr>
+              <w:t xml:space="preserve">februari tot en met toetsweek C</w:t>
+            </w:r>
+          </w:p>
+        </w:tc>
+        <w:tc>
+          <w:tcPr>
+            <w:tcW w:type="dxa" w:w="8198"/>
+            <w:tcBorders>
+              <w:top w:val="single" w:color="C9C4B5" w:sz="4"/>
+              <w:left w:val="single" w:color="C9C4B5" w:sz="4"/>
+              <w:bottom w:val="single" w:color="C9C4B5" w:sz="4"/>
+              <w:right w:val="single" w:color="C9C4B5" w:sz="4"/>
+            </w:tcBorders>
+            <w:tcMar>
+              <w:top w:type="dxa" w:w="60"/>
+              <w:left w:type="dxa" w:w="90"/>
+              <w:bottom w:type="dxa" w:w="60"/>
+              <w:right w:type="dxa" w:w="90"/>
+            </w:tcMar>
+            <w:vAlign w:val="top"/>
+          </w:tcPr>
+          <w:p>
+            <w:pPr>
+              <w:spacing w:after="40"/>
+            </w:pPr>
+            <w:r>
+              <w:rPr>
+                <w:rFonts w:ascii="Calibri" w:cs="Calibri" w:eastAsia="Calibri" w:hAnsi="Calibri"/>
+                <w:color w:val="1F2328"/>
+                <w:sz w:val="18"/>
+                <w:szCs w:val="18"/>
+              </w:rPr>
+              <w:t xml:space="preserve">Een derde nieuwe manier.</w:t>
+            </w:r>
+          </w:p>
+        </w:tc>
+      </w:tr>
+      <w:tr>
+        <w:tc>
+          <w:tcPr>
+            <w:tcW w:type="dxa" w:w="3200"/>
+            <w:tcBorders>
+              <w:top w:val="single" w:color="C9C4B5" w:sz="4"/>
+              <w:left w:val="single" w:color="C9C4B5" w:sz="4"/>
+              <w:bottom w:val="single" w:color="C9C4B5" w:sz="4"/>
+              <w:right w:val="single" w:color="C9C4B5" w:sz="4"/>
+            </w:tcBorders>
+            <w:shd w:fill="F8EFD2" w:color="auto" w:val="clear"/>
+            <w:tcMar>
+              <w:top w:type="dxa" w:w="60"/>
+              <w:left w:type="dxa" w:w="90"/>
+              <w:bottom w:type="dxa" w:w="60"/>
+              <w:right w:type="dxa" w:w="90"/>
+            </w:tcMar>
+            <w:vAlign w:val="top"/>
+          </w:tcPr>
+          <w:p>
+            <w:pPr>
+              <w:spacing w:after="40"/>
+            </w:pPr>
+            <w:r>
+              <w:rPr>
+                <w:rFonts w:ascii="Calibri" w:cs="Calibri" w:eastAsia="Calibri" w:hAnsi="Calibri"/>
+                <w:b/>
+                <w:bCs/>
+                <w:color w:val="1F2328"/>
+                <w:sz w:val="18"/>
+                <w:szCs w:val="18"/>
+              </w:rPr>
+              <w:t xml:space="preserve">Mijn keuze</w:t>
+            </w:r>
+          </w:p>
+        </w:tc>
+        <w:tc>
+          <w:tcPr>
+            <w:tcW w:type="dxa" w:w="4000"/>
+            <w:tcBorders>
+              <w:top w:val="single" w:color="C9C4B5" w:sz="4"/>
+              <w:left w:val="single" w:color="C9C4B5" w:sz="4"/>
+              <w:bottom w:val="single" w:color="C9C4B5" w:sz="4"/>
+              <w:right w:val="single" w:color="C9C4B5" w:sz="4"/>
+            </w:tcBorders>
+            <w:tcMar>
+              <w:top w:type="dxa" w:w="60"/>
+              <w:left w:type="dxa" w:w="90"/>
+              <w:bottom w:type="dxa" w:w="60"/>
+              <w:right w:type="dxa" w:w="90"/>
+            </w:tcMar>
+            <w:vAlign w:val="top"/>
+          </w:tcPr>
+          <w:p>
+            <w:pPr>
+              <w:spacing w:after="40"/>
+            </w:pPr>
+            <w:r>
+              <w:rPr>
+                <w:rFonts w:ascii="Calibri" w:cs="Calibri" w:eastAsia="Calibri" w:hAnsi="Calibri"/>
+                <w:color w:val="1F2328"/>
+                <w:sz w:val="18"/>
+                <w:szCs w:val="18"/>
+              </w:rPr>
+              <w:t xml:space="preserve">vóór de meivakantie</w:t>
+            </w:r>
+          </w:p>
+        </w:tc>
+        <w:tc>
+          <w:tcPr>
+            <w:tcW w:type="dxa" w:w="8198"/>
+            <w:tcBorders>
+              <w:top w:val="single" w:color="C9C4B5" w:sz="4"/>
+              <w:left w:val="single" w:color="C9C4B5" w:sz="4"/>
+              <w:bottom w:val="single" w:color="C9C4B5" w:sz="4"/>
+              <w:right w:val="single" w:color="C9C4B5" w:sz="4"/>
+            </w:tcBorders>
+            <w:tcMar>
+              <w:top w:type="dxa" w:w="60"/>
+              <w:left w:type="dxa" w:w="90"/>
+              <w:bottom w:type="dxa" w:w="60"/>
+              <w:right w:type="dxa" w:w="90"/>
+            </w:tcMar>
+            <w:vAlign w:val="top"/>
+          </w:tcPr>
+          <w:p>
+            <w:pPr>
+              <w:spacing w:after="40"/>
+            </w:pPr>
+            <w:r>
+              <w:rPr>
+                <w:rFonts w:ascii="Calibri" w:cs="Calibri" w:eastAsia="Calibri" w:hAnsi="Calibri"/>
+                <w:color w:val="1F2328"/>
+                <w:sz w:val="18"/>
+                <w:szCs w:val="18"/>
+              </w:rPr>
+              <w:t xml:space="preserve">Kies de manier die je blijft gebruiken, en laat met bewijs zien waarom.</w:t>
             </w:r>
           </w:p>
         </w:tc>
@@ -2191,7 +2822,7 @@
                 <w:sz w:val="18"/>
                 <w:szCs w:val="18"/>
               </w:rPr>
-              <w:t xml:space="preserve">Doelen aanscherpen in duo’s, actieplan afronden, PDF maken en inleveren.</w:t>
+              <w:t xml:space="preserve">Doelen aanscherpen in duo’s, actieplan afronden. MOL-gesprek 1 voorbereiden (spiekkaart) en thuis laten zien. PDF maken en inleveren.</w:t>
             </w:r>
           </w:p>
         </w:tc>
@@ -2345,7 +2976,7 @@
                 <w:sz w:val="18"/>
                 <w:szCs w:val="18"/>
               </w:rPr>
-              <w:t xml:space="preserve">MOL-afspraken invullen in de tool. LOB deel 1: interessetest.</w:t>
+              <w:t xml:space="preserve">Na het MOL-gesprek: afspraken invullen en terugkijken. LOB deel 1: interessetest.</w:t>
             </w:r>
           </w:p>
         </w:tc>
@@ -5199,7 +5830,7 @@
                 <w:sz w:val="18"/>
                 <w:szCs w:val="18"/>
               </w:rPr>
-              <w:t xml:space="preserve">Tussenbalans maken en PDF inleveren.</w:t>
+              <w:t xml:space="preserve">Tussenbalans maken. MOL-gesprek 2 voorbereiden (spiekkaart) en thuis laten zien. PDF inleveren.</w:t>
             </w:r>
           </w:p>
         </w:tc>
@@ -5367,7 +5998,7 @@
                 <w:sz w:val="18"/>
                 <w:szCs w:val="18"/>
               </w:rPr>
-              <w:t xml:space="preserve">MOL-afspraken invullen. LOB deel 2: interview afspreken en voorbereiden.</w:t>
+              <w:t xml:space="preserve">Na het MOL-gesprek: afspraken invullen en terugkijken. LOB deel 2: interview afspreken en voorbereiden.</w:t>
             </w:r>
           </w:p>
         </w:tc>
@@ -5939,7 +6570,7 @@
                 <w:sz w:val="18"/>
                 <w:szCs w:val="18"/>
               </w:rPr>
-              <w:t xml:space="preserve">Toetsweekplan C afronden met doelcheck en overgang. LOB 2-reflectie.</w:t>
+              <w:t xml:space="preserve">Toetsweekplan C afronden met doelcheck en overgang. LOB 2-reflectie. MOL-gesprek 3 voorbereiden en thuis laten zien.</w:t>
             </w:r>
           </w:p>
         </w:tc>
@@ -6420,7 +7051,7 @@
                 <w:sz w:val="18"/>
                 <w:szCs w:val="18"/>
               </w:rPr>
-              <w:t xml:space="preserve">MOL-afspraken invullen. Terugblik toetsweek C: organisatie.</w:t>
+              <w:t xml:space="preserve">Na het MOL-gesprek: afspraken invullen en terugkijken. Terugblik toetsweek C: organisatie.</w:t>
             </w:r>
           </w:p>
         </w:tc>

--- a/Jaarplanner_leerlingen_havo4_hele_klas_2026-2027.docx
+++ b/Jaarplanner_leerlingen_havo4_hele_klas_2026-2027.docx
@@ -1320,6 +1320,74 @@
                 <w:sz w:val="18"/>
                 <w:szCs w:val="18"/>
               </w:rPr>
+              <w:t xml:space="preserve">week 47 – 49 en week 9 – 10</w:t>
+            </w:r>
+          </w:p>
+        </w:tc>
+        <w:tc>
+          <w:tcPr>
+            <w:tcW w:type="dxa" w:w="11398"/>
+            <w:tcBorders>
+              <w:top w:val="single" w:color="C9C4B5" w:sz="4"/>
+              <w:left w:val="single" w:color="C9C4B5" w:sz="4"/>
+              <w:bottom w:val="single" w:color="C9C4B5" w:sz="4"/>
+              <w:right w:val="single" w:color="C9C4B5" w:sz="4"/>
+            </w:tcBorders>
+            <w:tcMar>
+              <w:top w:type="dxa" w:w="60"/>
+              <w:left w:type="dxa" w:w="90"/>
+              <w:bottom w:type="dxa" w:w="60"/>
+              <w:right w:type="dxa" w:w="90"/>
+            </w:tcMar>
+            <w:vAlign w:val="top"/>
+          </w:tcPr>
+          <w:p>
+            <w:pPr>
+              <w:spacing w:after="40"/>
+            </w:pPr>
+            <w:r>
+              <w:rPr>
+                <w:rFonts w:ascii="Calibri" w:cs="Calibri" w:eastAsia="Calibri" w:hAnsi="Calibri"/>
+                <w:color w:val="1F2328"/>
+                <w:sz w:val="18"/>
+                <w:szCs w:val="18"/>
+              </w:rPr>
+              <w:t xml:space="preserve">Feedback van een docent: kies één docent, kondig het een week vooraf aan en schrijf op wat je ermee doet</w:t>
+            </w:r>
+          </w:p>
+        </w:tc>
+      </w:tr>
+      <w:tr>
+        <w:tc>
+          <w:tcPr>
+            <w:tcW w:type="dxa" w:w="4000"/>
+            <w:tcBorders>
+              <w:top w:val="single" w:color="C9C4B5" w:sz="4"/>
+              <w:left w:val="single" w:color="C9C4B5" w:sz="4"/>
+              <w:bottom w:val="single" w:color="C9C4B5" w:sz="4"/>
+              <w:right w:val="single" w:color="C9C4B5" w:sz="4"/>
+            </w:tcBorders>
+            <w:tcMar>
+              <w:top w:type="dxa" w:w="60"/>
+              <w:left w:type="dxa" w:w="90"/>
+              <w:bottom w:type="dxa" w:w="60"/>
+              <w:right w:type="dxa" w:w="90"/>
+            </w:tcMar>
+            <w:vAlign w:val="top"/>
+          </w:tcPr>
+          <w:p>
+            <w:pPr>
+              <w:spacing w:after="40"/>
+            </w:pPr>
+            <w:r>
+              <w:rPr>
+                <w:rFonts w:ascii="Calibri" w:cs="Calibri" w:eastAsia="Calibri" w:hAnsi="Calibri"/>
+                <w:b/>
+                <w:bCs/>
+                <w:color w:val="1F2328"/>
+                <w:sz w:val="18"/>
+                <w:szCs w:val="18"/>
+              </w:rPr>
               <w:t xml:space="preserve">vr 4 dec</w:t>
             </w:r>
           </w:p>
@@ -1719,7 +1787,7 @@
                 <w:sz w:val="18"/>
                 <w:szCs w:val="18"/>
               </w:rPr>
-              <w:t xml:space="preserve">Nulmeting</w:t>
+              <w:t xml:space="preserve">Nulmeting (verplicht)</w:t>
             </w:r>
           </w:p>
         </w:tc>
@@ -1820,7 +1888,7 @@
                 <w:sz w:val="18"/>
                 <w:szCs w:val="18"/>
               </w:rPr>
-              <w:t xml:space="preserve">Ronde 1</w:t>
+              <w:t xml:space="preserve">Ronde 1 (keuze)</w:t>
             </w:r>
           </w:p>
         </w:tc>
@@ -1884,7 +1952,7 @@
                 <w:sz w:val="18"/>
                 <w:szCs w:val="18"/>
               </w:rPr>
-              <w:t xml:space="preserve">Kies een nieuwe manier van leren, oefen ermee, houd een logboek bij en beschrijf hoe het ging.</w:t>
+              <w:t xml:space="preserve">Kies een nieuwe manier van leren (je mentor moet akkoord zijn), oefen ermee, houd een logboek bij en beschrijf hoe het ging.</w:t>
             </w:r>
           </w:p>
         </w:tc>
@@ -1921,7 +1989,7 @@
                 <w:sz w:val="18"/>
                 <w:szCs w:val="18"/>
               </w:rPr>
-              <w:t xml:space="preserve">Ronde 2</w:t>
+              <w:t xml:space="preserve">Ronde 2 (keuze)</w:t>
             </w:r>
           </w:p>
         </w:tc>
@@ -2022,7 +2090,7 @@
                 <w:sz w:val="18"/>
                 <w:szCs w:val="18"/>
               </w:rPr>
-              <w:t xml:space="preserve">Ronde 3</w:t>
+              <w:t xml:space="preserve">Ronde 3 (keuze)</w:t>
             </w:r>
           </w:p>
         </w:tc>
@@ -2123,7 +2191,7 @@
                 <w:sz w:val="18"/>
                 <w:szCs w:val="18"/>
               </w:rPr>
-              <w:t xml:space="preserve">Mijn keuze</w:t>
+              <w:t xml:space="preserve">Mijn keuze (verplicht)</w:t>
             </w:r>
           </w:p>
         </w:tc>
@@ -4042,7 +4110,7 @@
                 <w:sz w:val="18"/>
                 <w:szCs w:val="18"/>
               </w:rPr>
-              <w:t xml:space="preserve">Cijfers invullen in je terugblik, check op je doelen afmaken.</w:t>
+              <w:t xml:space="preserve">Cijfers invullen in je terugblik, check op je doelen afmaken. Kies een docent voor feedback en kondig het aan.</w:t>
             </w:r>
           </w:p>
         </w:tc>
@@ -4405,7 +4473,7 @@
                 <w:sz w:val="18"/>
                 <w:szCs w:val="18"/>
               </w:rPr>
-              <w:t xml:space="preserve">LOB deel 1 inleveren in Magister. LOB 1-reflectie in de tool.</w:t>
+              <w:t xml:space="preserve">LOB deel 1 inleveren in Magister. LOB 1-reflectie in de tool. Feedback van je docent verwerken.</w:t>
             </w:r>
           </w:p>
         </w:tc>
@@ -6279,7 +6347,7 @@
                 <w:sz w:val="18"/>
                 <w:szCs w:val="18"/>
               </w:rPr>
-              <w:t xml:space="preserve">LOB deel 2 bijwerken. Toetsweekplan C starten.</w:t>
+              <w:t xml:space="preserve">LOB deel 2 bijwerken. Toetsweekplan C starten. Kies een docent voor feedback en kondig het aan.</w:t>
             </w:r>
           </w:p>
         </w:tc>
@@ -6418,7 +6486,7 @@
                 <w:sz w:val="18"/>
                 <w:szCs w:val="18"/>
               </w:rPr>
-              <w:t xml:space="preserve">Toetsweekplan C maken. LOB deel 2 afronden.</w:t>
+              <w:t xml:space="preserve">Toetsweekplan C maken. LOB deel 2 afronden. Feedback van je docent verwerken.</w:t>
             </w:r>
           </w:p>
         </w:tc>

--- a/Jaarplanner_leerlingen_havo4_hele_klas_2026-2027.docx
+++ b/Jaarplanner_leerlingen_havo4_hele_klas_2026-2027.docx
@@ -4110,7 +4110,7 @@
                 <w:sz w:val="18"/>
                 <w:szCs w:val="18"/>
               </w:rPr>
-              <w:t xml:space="preserve">Cijfers invullen in je terugblik, check op je doelen afmaken. Kies een docent voor feedback en kondig het aan.</w:t>
+              <w:t xml:space="preserve">Cijfers invullen in je terugblik, check op je doelen afmaken. Extra: kies een docent voor feedback en kondig het aan.</w:t>
             </w:r>
           </w:p>
         </w:tc>
@@ -4473,7 +4473,7 @@
                 <w:sz w:val="18"/>
                 <w:szCs w:val="18"/>
               </w:rPr>
-              <w:t xml:space="preserve">LOB deel 1 inleveren in Magister. LOB 1-reflectie in de tool. Feedback van je docent verwerken.</w:t>
+              <w:t xml:space="preserve">LOB deel 1 inleveren in Magister. LOB 1-reflectie in de tool. Extra: feedback van je docent verwerken.</w:t>
             </w:r>
           </w:p>
         </w:tc>
@@ -6347,7 +6347,7 @@
                 <w:sz w:val="18"/>
                 <w:szCs w:val="18"/>
               </w:rPr>
-              <w:t xml:space="preserve">LOB deel 2 bijwerken. Toetsweekplan C starten. Kies een docent voor feedback en kondig het aan.</w:t>
+              <w:t xml:space="preserve">LOB deel 2 bijwerken. Toetsweekplan C starten. Extra: kies een docent voor feedback en kondig het aan.</w:t>
             </w:r>
           </w:p>
         </w:tc>
@@ -6486,7 +6486,7 @@
                 <w:sz w:val="18"/>
                 <w:szCs w:val="18"/>
               </w:rPr>
-              <w:t xml:space="preserve">Toetsweekplan C maken. LOB deel 2 afronden. Feedback van je docent verwerken.</w:t>
+              <w:t xml:space="preserve">Toetsweekplan C maken. LOB deel 2 afronden. Extra: feedback van je docent verwerken.</w:t>
             </w:r>
           </w:p>
         </w:tc>

--- a/Jaarplanner_leerlingen_havo4_hele_klas_2026-2027.docx
+++ b/Jaarplanner_leerlingen_havo4_hele_klas_2026-2027.docx
@@ -150,6 +150,384 @@
         <w:rPr>
           <w:rFonts w:ascii="Calibri" w:cs="Calibri" w:eastAsia="Calibri" w:hAnsi="Calibri"/>
         </w:rPr>
+        <w:t xml:space="preserve">Zo werkt elke week</w:t>
+      </w:r>
+    </w:p>
+    <w:tbl>
+      <w:tblPr>
+        <w:tblW w:type="dxa" w:w="15395"/>
+        <w:tblBorders>
+          <w:top w:val="single" w:color="auto" w:sz="4"/>
+          <w:left w:val="single" w:color="auto" w:sz="4"/>
+          <w:bottom w:val="single" w:color="auto" w:sz="4"/>
+          <w:right w:val="single" w:color="auto" w:sz="4"/>
+          <w:insideH w:val="single" w:color="auto" w:sz="4"/>
+          <w:insideV w:val="single" w:color="auto" w:sz="4"/>
+        </w:tblBorders>
+      </w:tblPr>
+      <w:tblGrid>
+        <w:gridCol w:w="3079"/>
+        <w:gridCol w:w="3079"/>
+        <w:gridCol w:w="3079"/>
+        <w:gridCol w:w="3079"/>
+        <w:gridCol w:w="3079"/>
+      </w:tblGrid>
+      <w:tr>
+        <w:trPr>
+          <w:cantSplit/>
+        </w:trPr>
+        <w:tc>
+          <w:tcPr>
+            <w:tcW w:type="dxa" w:w="3079"/>
+            <w:tcBorders>
+              <w:top w:val="single" w:color="C9C4B5" w:sz="4"/>
+              <w:left w:val="single" w:color="C9C4B5" w:sz="4"/>
+              <w:bottom w:val="single" w:color="C9C4B5" w:sz="4"/>
+              <w:right w:val="single" w:color="C9C4B5" w:sz="4"/>
+            </w:tcBorders>
+            <w:shd w:fill="0A58A3" w:color="auto" w:val="clear"/>
+            <w:tcMar>
+              <w:top w:type="dxa" w:w="60"/>
+              <w:left w:type="dxa" w:w="90"/>
+              <w:bottom w:type="dxa" w:w="60"/>
+              <w:right w:type="dxa" w:w="90"/>
+            </w:tcMar>
+            <w:vAlign w:val="top"/>
+          </w:tcPr>
+          <w:p>
+            <w:pPr>
+              <w:spacing w:after="40"/>
+            </w:pPr>
+            <w:r>
+              <w:rPr>
+                <w:rFonts w:ascii="Calibri" w:cs="Calibri" w:eastAsia="Calibri" w:hAnsi="Calibri"/>
+                <w:b/>
+                <w:bCs/>
+                <w:color w:val="FFFFFF"/>
+                <w:sz w:val="22"/>
+                <w:szCs w:val="22"/>
+              </w:rPr>
+              <w:t xml:space="preserve">1. Open Deze week</w:t>
+            </w:r>
+          </w:p>
+        </w:tc>
+        <w:tc>
+          <w:tcPr>
+            <w:tcW w:type="dxa" w:w="3079"/>
+            <w:tcBorders>
+              <w:top w:val="single" w:color="C9C4B5" w:sz="4"/>
+              <w:left w:val="single" w:color="C9C4B5" w:sz="4"/>
+              <w:bottom w:val="single" w:color="C9C4B5" w:sz="4"/>
+              <w:right w:val="single" w:color="C9C4B5" w:sz="4"/>
+            </w:tcBorders>
+            <w:shd w:fill="0A58A3" w:color="auto" w:val="clear"/>
+            <w:tcMar>
+              <w:top w:type="dxa" w:w="60"/>
+              <w:left w:type="dxa" w:w="90"/>
+              <w:bottom w:type="dxa" w:w="60"/>
+              <w:right w:type="dxa" w:w="90"/>
+            </w:tcMar>
+            <w:vAlign w:val="top"/>
+          </w:tcPr>
+          <w:p>
+            <w:pPr>
+              <w:spacing w:after="40"/>
+            </w:pPr>
+            <w:r>
+              <w:rPr>
+                <w:rFonts w:ascii="Calibri" w:cs="Calibri" w:eastAsia="Calibri" w:hAnsi="Calibri"/>
+                <w:b/>
+                <w:bCs/>
+                <w:color w:val="FFFFFF"/>
+                <w:sz w:val="22"/>
+                <w:szCs w:val="22"/>
+              </w:rPr>
+              <w:t xml:space="preserve">2. Kijk terug</w:t>
+            </w:r>
+          </w:p>
+        </w:tc>
+        <w:tc>
+          <w:tcPr>
+            <w:tcW w:type="dxa" w:w="3079"/>
+            <w:tcBorders>
+              <w:top w:val="single" w:color="C9C4B5" w:sz="4"/>
+              <w:left w:val="single" w:color="C9C4B5" w:sz="4"/>
+              <w:bottom w:val="single" w:color="C9C4B5" w:sz="4"/>
+              <w:right w:val="single" w:color="C9C4B5" w:sz="4"/>
+            </w:tcBorders>
+            <w:shd w:fill="0A58A3" w:color="auto" w:val="clear"/>
+            <w:tcMar>
+              <w:top w:type="dxa" w:w="60"/>
+              <w:left w:type="dxa" w:w="90"/>
+              <w:bottom w:type="dxa" w:w="60"/>
+              <w:right w:type="dxa" w:w="90"/>
+            </w:tcMar>
+            <w:vAlign w:val="top"/>
+          </w:tcPr>
+          <w:p>
+            <w:pPr>
+              <w:spacing w:after="40"/>
+            </w:pPr>
+            <w:r>
+              <w:rPr>
+                <w:rFonts w:ascii="Calibri" w:cs="Calibri" w:eastAsia="Calibri" w:hAnsi="Calibri"/>
+                <w:b/>
+                <w:bCs/>
+                <w:color w:val="FFFFFF"/>
+                <w:sz w:val="22"/>
+                <w:szCs w:val="22"/>
+              </w:rPr>
+              <w:t xml:space="preserve">3. Doe de opdracht</w:t>
+            </w:r>
+          </w:p>
+        </w:tc>
+        <w:tc>
+          <w:tcPr>
+            <w:tcW w:type="dxa" w:w="3079"/>
+            <w:tcBorders>
+              <w:top w:val="single" w:color="C9C4B5" w:sz="4"/>
+              <w:left w:val="single" w:color="C9C4B5" w:sz="4"/>
+              <w:bottom w:val="single" w:color="C9C4B5" w:sz="4"/>
+              <w:right w:val="single" w:color="C9C4B5" w:sz="4"/>
+            </w:tcBorders>
+            <w:shd w:fill="0A58A3" w:color="auto" w:val="clear"/>
+            <w:tcMar>
+              <w:top w:type="dxa" w:w="60"/>
+              <w:left w:type="dxa" w:w="90"/>
+              <w:bottom w:type="dxa" w:w="60"/>
+              <w:right w:type="dxa" w:w="90"/>
+            </w:tcMar>
+            <w:vAlign w:val="top"/>
+          </w:tcPr>
+          <w:p>
+            <w:pPr>
+              <w:spacing w:after="40"/>
+            </w:pPr>
+            <w:r>
+              <w:rPr>
+                <w:rFonts w:ascii="Calibri" w:cs="Calibri" w:eastAsia="Calibri" w:hAnsi="Calibri"/>
+                <w:b/>
+                <w:bCs/>
+                <w:color w:val="FFFFFF"/>
+                <w:sz w:val="22"/>
+                <w:szCs w:val="22"/>
+              </w:rPr>
+              <w:t xml:space="preserve">4. Sluit af</w:t>
+            </w:r>
+          </w:p>
+        </w:tc>
+        <w:tc>
+          <w:tcPr>
+            <w:tcW w:type="dxa" w:w="3079"/>
+            <w:tcBorders>
+              <w:top w:val="single" w:color="C9C4B5" w:sz="4"/>
+              <w:left w:val="single" w:color="C9C4B5" w:sz="4"/>
+              <w:bottom w:val="single" w:color="C9C4B5" w:sz="4"/>
+              <w:right w:val="single" w:color="C9C4B5" w:sz="4"/>
+            </w:tcBorders>
+            <w:shd w:fill="0A58A3" w:color="auto" w:val="clear"/>
+            <w:tcMar>
+              <w:top w:type="dxa" w:w="60"/>
+              <w:left w:type="dxa" w:w="90"/>
+              <w:bottom w:type="dxa" w:w="60"/>
+              <w:right w:type="dxa" w:w="90"/>
+            </w:tcMar>
+            <w:vAlign w:val="top"/>
+          </w:tcPr>
+          <w:p>
+            <w:pPr>
+              <w:spacing w:after="40"/>
+            </w:pPr>
+            <w:r>
+              <w:rPr>
+                <w:rFonts w:ascii="Calibri" w:cs="Calibri" w:eastAsia="Calibri" w:hAnsi="Calibri"/>
+                <w:b/>
+                <w:bCs/>
+                <w:color w:val="FFFFFF"/>
+                <w:sz w:val="22"/>
+                <w:szCs w:val="22"/>
+              </w:rPr>
+              <w:t xml:space="preserve">5. Lever in</w:t>
+            </w:r>
+          </w:p>
+        </w:tc>
+      </w:tr>
+      <w:tr>
+        <w:trPr>
+          <w:cantSplit/>
+        </w:trPr>
+        <w:tc>
+          <w:tcPr>
+            <w:tcW w:type="dxa" w:w="3079"/>
+            <w:tcBorders>
+              <w:top w:val="single" w:color="C9C4B5" w:sz="4"/>
+              <w:left w:val="single" w:color="C9C4B5" w:sz="4"/>
+              <w:bottom w:val="single" w:color="C9C4B5" w:sz="4"/>
+              <w:right w:val="single" w:color="C9C4B5" w:sz="4"/>
+            </w:tcBorders>
+            <w:tcMar>
+              <w:top w:type="dxa" w:w="60"/>
+              <w:left w:type="dxa" w:w="90"/>
+              <w:bottom w:type="dxa" w:w="60"/>
+              <w:right w:type="dxa" w:w="90"/>
+            </w:tcMar>
+            <w:vAlign w:val="top"/>
+          </w:tcPr>
+          <w:p>
+            <w:pPr>
+              <w:spacing w:after="40"/>
+            </w:pPr>
+            <w:r>
+              <w:rPr>
+                <w:rFonts w:ascii="Calibri" w:cs="Calibri" w:eastAsia="Calibri" w:hAnsi="Calibri"/>
+                <w:color w:val="1F2328"/>
+                <w:sz w:val="19"/>
+                <w:szCs w:val="19"/>
+              </w:rPr>
+              <w:t xml:space="preserve">Klik op ‘Open de les’.</w:t>
+            </w:r>
+          </w:p>
+        </w:tc>
+        <w:tc>
+          <w:tcPr>
+            <w:tcW w:type="dxa" w:w="3079"/>
+            <w:tcBorders>
+              <w:top w:val="single" w:color="C9C4B5" w:sz="4"/>
+              <w:left w:val="single" w:color="C9C4B5" w:sz="4"/>
+              <w:bottom w:val="single" w:color="C9C4B5" w:sz="4"/>
+              <w:right w:val="single" w:color="C9C4B5" w:sz="4"/>
+            </w:tcBorders>
+            <w:tcMar>
+              <w:top w:type="dxa" w:w="60"/>
+              <w:left w:type="dxa" w:w="90"/>
+              <w:bottom w:type="dxa" w:w="60"/>
+              <w:right w:type="dxa" w:w="90"/>
+            </w:tcMar>
+            <w:vAlign w:val="top"/>
+          </w:tcPr>
+          <w:p>
+            <w:pPr>
+              <w:spacing w:after="40"/>
+            </w:pPr>
+            <w:r>
+              <w:rPr>
+                <w:rFonts w:ascii="Calibri" w:cs="Calibri" w:eastAsia="Calibri" w:hAnsi="Calibri"/>
+                <w:color w:val="1F2328"/>
+                <w:sz w:val="19"/>
+                <w:szCs w:val="19"/>
+              </w:rPr>
+              <w:t xml:space="preserve">Is je volgende stap van vorige keer gelukt?</w:t>
+            </w:r>
+          </w:p>
+        </w:tc>
+        <w:tc>
+          <w:tcPr>
+            <w:tcW w:type="dxa" w:w="3079"/>
+            <w:tcBorders>
+              <w:top w:val="single" w:color="C9C4B5" w:sz="4"/>
+              <w:left w:val="single" w:color="C9C4B5" w:sz="4"/>
+              <w:bottom w:val="single" w:color="C9C4B5" w:sz="4"/>
+              <w:right w:val="single" w:color="C9C4B5" w:sz="4"/>
+            </w:tcBorders>
+            <w:tcMar>
+              <w:top w:type="dxa" w:w="60"/>
+              <w:left w:type="dxa" w:w="90"/>
+              <w:bottom w:type="dxa" w:w="60"/>
+              <w:right w:type="dxa" w:w="90"/>
+            </w:tcMar>
+            <w:vAlign w:val="top"/>
+          </w:tcPr>
+          <w:p>
+            <w:pPr>
+              <w:spacing w:after="40"/>
+            </w:pPr>
+            <w:r>
+              <w:rPr>
+                <w:rFonts w:ascii="Calibri" w:cs="Calibri" w:eastAsia="Calibri" w:hAnsi="Calibri"/>
+                <w:color w:val="1F2328"/>
+                <w:sz w:val="19"/>
+                <w:szCs w:val="19"/>
+              </w:rPr>
+              <w:t xml:space="preserve">Loop je vast? Klik op het vraagteken.</w:t>
+            </w:r>
+          </w:p>
+        </w:tc>
+        <w:tc>
+          <w:tcPr>
+            <w:tcW w:type="dxa" w:w="3079"/>
+            <w:tcBorders>
+              <w:top w:val="single" w:color="C9C4B5" w:sz="4"/>
+              <w:left w:val="single" w:color="C9C4B5" w:sz="4"/>
+              <w:bottom w:val="single" w:color="C9C4B5" w:sz="4"/>
+              <w:right w:val="single" w:color="C9C4B5" w:sz="4"/>
+            </w:tcBorders>
+            <w:tcMar>
+              <w:top w:type="dxa" w:w="60"/>
+              <w:left w:type="dxa" w:w="90"/>
+              <w:bottom w:type="dxa" w:w="60"/>
+              <w:right w:type="dxa" w:w="90"/>
+            </w:tcMar>
+            <w:vAlign w:val="top"/>
+          </w:tcPr>
+          <w:p>
+            <w:pPr>
+              <w:spacing w:after="40"/>
+            </w:pPr>
+            <w:r>
+              <w:rPr>
+                <w:rFonts w:ascii="Calibri" w:cs="Calibri" w:eastAsia="Calibri" w:hAnsi="Calibri"/>
+                <w:color w:val="1F2328"/>
+                <w:sz w:val="19"/>
+                <w:szCs w:val="19"/>
+              </w:rPr>
+              <w:t xml:space="preserve">Wat deed je, hoe ging het, wat is je volgende stap?</w:t>
+            </w:r>
+          </w:p>
+        </w:tc>
+        <w:tc>
+          <w:tcPr>
+            <w:tcW w:type="dxa" w:w="3079"/>
+            <w:tcBorders>
+              <w:top w:val="single" w:color="C9C4B5" w:sz="4"/>
+              <w:left w:val="single" w:color="C9C4B5" w:sz="4"/>
+              <w:bottom w:val="single" w:color="C9C4B5" w:sz="4"/>
+              <w:right w:val="single" w:color="C9C4B5" w:sz="4"/>
+            </w:tcBorders>
+            <w:tcMar>
+              <w:top w:type="dxa" w:w="60"/>
+              <w:left w:type="dxa" w:w="90"/>
+              <w:bottom w:type="dxa" w:w="60"/>
+              <w:right w:type="dxa" w:w="90"/>
+            </w:tcMar>
+            <w:vAlign w:val="top"/>
+          </w:tcPr>
+          <w:p>
+            <w:pPr>
+              <w:spacing w:after="40"/>
+            </w:pPr>
+            <w:r>
+              <w:rPr>
+                <w:rFonts w:ascii="Calibri" w:cs="Calibri" w:eastAsia="Calibri" w:hAnsi="Calibri"/>
+                <w:color w:val="1F2328"/>
+                <w:sz w:val="19"/>
+                <w:szCs w:val="19"/>
+              </w:rPr>
+              <w:t xml:space="preserve">PDF in Teams, back-up in OneDrive.</w:t>
+            </w:r>
+          </w:p>
+        </w:tc>
+      </w:tr>
+    </w:tbl>
+    <w:p>
+      <w:pPr>
+        <w:pStyle w:val="Heading2"/>
+        <w:keepNext/>
+        <w:spacing w:after="100" w:before="200"/>
+      </w:pPr>
+      <w:r>
+        <w:rPr>
+          <w:rFonts w:ascii="Calibri" w:cs="Calibri" w:eastAsia="Calibri" w:hAnsi="Calibri"/>
+        </w:rPr>
         <w:t xml:space="preserve">Belangrijke data</w:t>
       </w:r>
     </w:p>
@@ -1216,7 +1594,7 @@
                 <w:sz w:val="18"/>
                 <w:szCs w:val="18"/>
               </w:rPr>
-              <w:t xml:space="preserve">Voorbereiding MOL-gesprek in de tool: je spiekkaart. Laat hem thuis zien; je ouder of verzorger typt een korte reactie.</w:t>
+              <w:t xml:space="preserve">Voorbereiding MOL-gesprek in de tool: je spiekkaart. Laat hem thuis zien.</w:t>
             </w:r>
           </w:p>
         </w:tc>
@@ -1352,7 +1730,7 @@
                 <w:sz w:val="18"/>
                 <w:szCs w:val="18"/>
               </w:rPr>
-              <w:t xml:space="preserve">Feedback van een docent: kies één docent, kondig het een week vooraf aan en schrijf op wat je ermee doet</w:t>
+              <w:t xml:space="preserve">Als je mentor het gebruikt: feedback van een docent. Kies één docent, kondig het een week vooraf aan en schrijf op wat je ermee doet.</w:t>
             </w:r>
           </w:p>
         </w:tc>
@@ -4199,7 +4577,7 @@
                 <w:sz w:val="18"/>
                 <w:szCs w:val="18"/>
               </w:rPr>
-              <w:t xml:space="preserve">Gesprek met je mentor vóór les 9. Daarna kun je in de tool verder.</w:t>
+              <w:t xml:space="preserve">Als je mentor het gespreksslot gebruikt: gesprek met je mentor vóór les 9. Daarna kun je in de tool verder.</w:t>
             </w:r>
           </w:p>
         </w:tc>
@@ -5778,7 +6156,7 @@
                 <w:sz w:val="18"/>
                 <w:szCs w:val="18"/>
               </w:rPr>
-              <w:t xml:space="preserve">Gesprek met je mentor vóór les 17. Daarna kun je in de tool verder.</w:t>
+              <w:t xml:space="preserve">Als je mentor het gespreksslot gebruikt: gesprek met je mentor vóór les 17. Daarna kun je in de tool verder.</w:t>
             </w:r>
           </w:p>
         </w:tc>
@@ -7657,7 +8035,7 @@
                 <w:sz w:val="18"/>
                 <w:szCs w:val="18"/>
               </w:rPr>
-              <w:t xml:space="preserve">Gesprek met je mentor vóór les 25. Daarna kun je in de tool verder.</w:t>
+              <w:t xml:space="preserve">Als je mentor het gespreksslot gebruikt: gesprek met je mentor vóór les 25. Daarna kun je in de tool verder.</w:t>
             </w:r>
           </w:p>
         </w:tc>

--- a/Jaarplanner_leerlingen_havo4_hele_klas_2026-2027.docx
+++ b/Jaarplanner_leerlingen_havo4_hele_klas_2026-2027.docx
@@ -2655,6 +2655,20 @@
           <w:rFonts w:ascii="Calibri" w:cs="Calibri" w:eastAsia="Calibri" w:hAnsi="Calibri"/>
         </w:rPr>
         <w:t xml:space="preserve">Per week</w:t>
+      </w:r>
+    </w:p>
+    <w:p>
+      <w:pPr>
+        <w:spacing w:after="100" w:before="0" w:line="276"/>
+      </w:pPr>
+      <w:r>
+        <w:rPr>
+          <w:rFonts w:ascii="Calibri" w:cs="Calibri" w:eastAsia="Calibri" w:hAnsi="Calibri"/>
+          <w:color w:val="1F2328"/>
+          <w:sz w:val="20"/>
+          <w:szCs w:val="20"/>
+        </w:rPr>
+        <w:t xml:space="preserve">De data per week staan in de jaarplanner die je mentor in Teams zet. Je lessen in de tool tonen de dag van jouw mentorles.</w:t>
       </w:r>
     </w:p>
     <w:tbl>

--- a/Jaarplanner_leerlingen_havo4_hele_klas_2026-2027.docx
+++ b/Jaarplanner_leerlingen_havo4_hele_klas_2026-2027.docx
@@ -3316,7 +3316,7 @@
                 <w:sz w:val="18"/>
                 <w:szCs w:val="18"/>
               </w:rPr>
-              <w:t xml:space="preserve">Actieplan-PDF inleveren (alle leerlingen)</w:t>
+              <w:t xml:space="preserve">Actieplan af, PDF van deze les inleveren</w:t>
             </w:r>
           </w:p>
         </w:tc>
@@ -3436,7 +3436,7 @@
                 <w:sz w:val="18"/>
                 <w:szCs w:val="18"/>
               </w:rPr>
-              <w:t xml:space="preserve">Na het MOL-gesprek: afspraken invullen en terugkijken. LOB deel 1: interessetest.</w:t>
+              <w:t xml:space="preserve">Gesprek gehad? Afspraken invullen en terugkijken. LOB deel 1: interessetest. Is je profielreflectie nog niet af? Schrijf die dan ook.</w:t>
             </w:r>
           </w:p>
         </w:tc>
@@ -3869,7 +3869,7 @@
                 <w:sz w:val="18"/>
                 <w:szCs w:val="18"/>
               </w:rPr>
-              <w:t xml:space="preserve">Kolom ‘vlak ervoor’ bijwerken. LOB deel 1: talententest.</w:t>
+              <w:t xml:space="preserve">Kolom ‘vlak ervoor’ bijwerken, vragen voor SKIA bedenken. LOB deel 1: talententest.</w:t>
             </w:r>
           </w:p>
         </w:tc>
@@ -4350,7 +4350,7 @@
                 <w:sz w:val="18"/>
                 <w:szCs w:val="18"/>
               </w:rPr>
-              <w:t xml:space="preserve">Terugblik toetsweek A en check op je doelen.</w:t>
+              <w:t xml:space="preserve">Terugblik toetsweek A en check op je doelen. Wil je toetsweek A herkansen? Meld je uiterlijk ma 23 nov 12.00 uur aan.</w:t>
             </w:r>
           </w:p>
         </w:tc>
@@ -4502,7 +4502,7 @@
                 <w:sz w:val="18"/>
                 <w:szCs w:val="18"/>
               </w:rPr>
-              <w:t xml:space="preserve">Cijfers invullen in je terugblik, check op je doelen afmaken. Extra: kies een docent voor feedback en kondig het aan.</w:t>
+              <w:t xml:space="preserve">Cijfers invullen in je terugblik, check op je doelen afmaken. Wil je toetsweek A herkansen? Meld je uiterlijk ma 23 nov 12.00 uur aan. Extra: kies een docent voor feedback en kondig het aan.</w:t>
             </w:r>
           </w:p>
         </w:tc>
@@ -4739,13 +4739,11 @@
             <w:r>
               <w:rPr>
                 <w:rFonts w:ascii="Calibri" w:cs="Calibri" w:eastAsia="Calibri" w:hAnsi="Calibri"/>
-                <w:b/>
-                <w:bCs/>
-                <w:color w:val="1F2328"/>
-                <w:sz w:val="18"/>
-                <w:szCs w:val="18"/>
-              </w:rPr>
-              <w:t xml:space="preserve">ma 23 nov 12.00 uur: aanmelden herkansing A</w:t>
+                <w:color w:val="1F2328"/>
+                <w:sz w:val="18"/>
+                <w:szCs w:val="18"/>
+              </w:rPr>
+              <w:t xml:space="preserve">ma 23 nov 12.00 uur aanmelden herkansing A</w:t>
             </w:r>
           </w:p>
         </w:tc>
@@ -5487,7 +5485,7 @@
                 <w:sz w:val="18"/>
                 <w:szCs w:val="18"/>
               </w:rPr>
-              <w:t xml:space="preserve">ma 4 jan 60-minutenrooster</w:t>
+              <w:t xml:space="preserve">ma 4 jan 60-minutenrooster: valt je les op maandag, dan duurt hij 30 minuten</w:t>
             </w:r>
           </w:p>
         </w:tc>
@@ -5607,7 +5605,7 @@
                 <w:sz w:val="18"/>
                 <w:szCs w:val="18"/>
               </w:rPr>
-              <w:t xml:space="preserve">Leren volgens je plan.</w:t>
+              <w:t xml:space="preserve">Leren volgens je plan: één vak, een kwartier jezelf overhoren, opschrijven wat je nog niet kon.</w:t>
             </w:r>
           </w:p>
         </w:tc>
@@ -5929,7 +5927,7 @@
                 <w:sz w:val="18"/>
                 <w:szCs w:val="18"/>
               </w:rPr>
-              <w:t xml:space="preserve">Terugblik toetsweek B. Spiegel stap 1 en 2: eigen beeld, feedback vragen.</w:t>
+              <w:t xml:space="preserve">Terugblik toetsweek B. Spiegel stap 1 en 2: eigen beeld, feedback vragen. Wil je toetsweek B herkansen? Meld je uiterlijk ma 8 feb 12.00 uur aan.</w:t>
             </w:r>
           </w:p>
         </w:tc>
@@ -6081,7 +6079,7 @@
                 <w:sz w:val="18"/>
                 <w:szCs w:val="18"/>
               </w:rPr>
-              <w:t xml:space="preserve">Spiegel: feedback invullen en vergelijken met je eigen beeld. Cijfers B invullen.</w:t>
+              <w:t xml:space="preserve">Spiegel stap 2 tot en met 4: feedback invullen, vergelijken en bijsturen. Cijfers B invullen. Wil je toetsweek B herkansen? Meld je uiterlijk ma 8 feb 12.00 uur aan.</w:t>
             </w:r>
           </w:p>
         </w:tc>
@@ -6324,7 +6322,7 @@
                 <w:sz w:val="18"/>
                 <w:szCs w:val="18"/>
               </w:rPr>
-              <w:t xml:space="preserve">Tussenbalans-PDF inleveren (vr 12 feb)</w:t>
+              <w:t xml:space="preserve">Tussenbalans af, PDF van deze les inleveren (vr 12 feb)</w:t>
             </w:r>
           </w:p>
           <w:p>
@@ -6458,7 +6456,7 @@
                 <w:sz w:val="18"/>
                 <w:szCs w:val="18"/>
               </w:rPr>
-              <w:t xml:space="preserve">Na het MOL-gesprek: afspraken invullen en terugkijken. LOB deel 2: interview afspreken en voorbereiden.</w:t>
+              <w:t xml:space="preserve">Gesprek gehad? Afspraken invullen en terugkijken. LOB deel 2: interview afspreken en voorbereiden.</w:t>
             </w:r>
           </w:p>
         </w:tc>
@@ -6878,7 +6876,7 @@
                 <w:sz w:val="18"/>
                 <w:szCs w:val="18"/>
               </w:rPr>
-              <w:t xml:space="preserve">Toetsweekplan C maken. LOB deel 2 afronden. Extra: feedback van je docent verwerken.</w:t>
+              <w:t xml:space="preserve">Toetsweekplan C maken. LOB deel 2 afronden en LOB 2-reflectie beginnen. Extra: feedback van je docent verwerken.</w:t>
             </w:r>
           </w:p>
         </w:tc>
@@ -7030,7 +7028,7 @@
                 <w:sz w:val="18"/>
                 <w:szCs w:val="18"/>
               </w:rPr>
-              <w:t xml:space="preserve">Toetsweekplan C afronden met doelcheck en overgang. LOB 2-reflectie. MOL-gesprek 3 voorbereiden en thuis laten zien.</w:t>
+              <w:t xml:space="preserve">Toetsweekplan C afronden met doelcheck en overgang. LOB 2-reflectie afmaken. MOL-gesprek 3 voorbereiden en vóór de toetsweek thuis laten zien.</w:t>
             </w:r>
           </w:p>
         </w:tc>
@@ -7064,7 +7062,7 @@
                 <w:sz w:val="18"/>
                 <w:szCs w:val="18"/>
               </w:rPr>
-              <w:t xml:space="preserve">LOB deel 2 inleveren · Toetsweekplan C-PDF inleveren (vr 19 mrt)</w:t>
+              <w:t xml:space="preserve">LOB deel 2 inleveren in Magister · toetsweekplan C af (vr 19 mrt)</w:t>
             </w:r>
           </w:p>
         </w:tc>
@@ -7663,7 +7661,7 @@
                 <w:sz w:val="18"/>
                 <w:szCs w:val="18"/>
               </w:rPr>
-              <w:t xml:space="preserve">Terugblik toetsweek C. Uitleg eindpitch.</w:t>
+              <w:t xml:space="preserve">Terugblik toetsweek C. Uitleg eindpitch. Wil je herkansen? Schrijf je uiterlijk ma 19 apr 12.00 uur in.</w:t>
             </w:r>
           </w:p>
         </w:tc>
@@ -7859,27 +7857,11 @@
             <w:r>
               <w:rPr>
                 <w:rFonts w:ascii="Calibri" w:cs="Calibri" w:eastAsia="Calibri" w:hAnsi="Calibri"/>
-                <w:b/>
-                <w:bCs/>
-                <w:color w:val="1F2328"/>
-                <w:sz w:val="18"/>
-                <w:szCs w:val="18"/>
-              </w:rPr>
-              <w:t xml:space="preserve">ma 19 apr 12.00 uur: inschrijven herkansing</w:t>
-            </w:r>
-          </w:p>
-          <w:p>
-            <w:pPr>
-              <w:spacing w:after="40"/>
-            </w:pPr>
-            <w:r>
-              <w:rPr>
-                <w:rFonts w:ascii="Calibri" w:cs="Calibri" w:eastAsia="Calibri" w:hAnsi="Calibri"/>
-                <w:color w:val="1F2328"/>
-                <w:sz w:val="18"/>
-                <w:szCs w:val="18"/>
-              </w:rPr>
-              <w:t xml:space="preserve">do 22 apr herkansen SE’s A, B of C</w:t>
+                <w:color w:val="1F2328"/>
+                <w:sz w:val="18"/>
+                <w:szCs w:val="18"/>
+              </w:rPr>
+              <w:t xml:space="preserve">ma 19 apr 12.00 uur inschrijven herkansing · do 22 apr herkansen SE’s A, B of C</w:t>
             </w:r>
           </w:p>
         </w:tc>
@@ -8340,7 +8322,7 @@
                 <w:sz w:val="18"/>
                 <w:szCs w:val="18"/>
               </w:rPr>
-              <w:t xml:space="preserve">di 18 mei organisatiedag</w:t>
+              <w:t xml:space="preserve">di 18 mei organisatiedag: valt je les op dinsdag, dan vervalt hij</w:t>
             </w:r>
           </w:p>
         </w:tc>
@@ -8906,7 +8888,7 @@
                 <w:sz w:val="18"/>
                 <w:szCs w:val="18"/>
               </w:rPr>
-              <w:t xml:space="preserve">Eindbalans stap 1 tot en met 3.</w:t>
+              <w:t xml:space="preserve">Toetsweekplan D: kolom ‘vlak ervoor’ bijwerken. Eindbalans stap 1 tot en met 3 afmaken.</w:t>
             </w:r>
           </w:p>
         </w:tc>
@@ -9203,7 +9185,7 @@
                 <w:sz w:val="18"/>
                 <w:szCs w:val="18"/>
               </w:rPr>
-              <w:t xml:space="preserve">Thuis: eindbalans stap 4 en 5, met je cijfers van toetsweek D. PDF inleveren.</w:t>
+              <w:t xml:space="preserve">Eindbalans stap 4 en 5, met je cijfers van toetsweek D. PDF inleveren.</w:t>
             </w:r>
           </w:p>
           <w:p>
@@ -9251,7 +9233,7 @@
                 <w:sz w:val="18"/>
                 <w:szCs w:val="18"/>
               </w:rPr>
-              <w:t xml:space="preserve">Eindbalans-PDF inleveren (vr 2 jul)</w:t>
+              <w:t xml:space="preserve">Eindbalans af, PDF van deze les inleveren (vr 2 jul)</w:t>
             </w:r>
           </w:p>
         </w:tc>
